--- a/ibm6450/files/01_Student_Brief_MiniProject.docx
+++ b/ibm6450/files/01_Student_Brief_MiniProject.docx
@@ -34,7 +34,7 @@
     </w:p>
     <w:p>
       <w:r>
-        <w:t>Illustrated companion page (copy-button prompts, the pre-run dataset, extension exercises, glossary): https://claude.ai/code/artifact/1d4e2e35-f168-4fe4-8ae6-24838ca130ee. The companion was written for a summer cohort; ignore its dates and its "17 respondents" and use this brief for everything that is graded.</w:t>
+        <w:t>Illustrated companion page (copy-button prompts, the pre-run dataset, extension exercises, glossary): link on Canvas and the Course Hub, released right after the Sep 11 class survey. This brief governs everything that is graded.</w:t>
       </w:r>
     </w:p>
     <w:p>
@@ -55,19 +55,19 @@
         <w:rPr>
           <w:b/>
         </w:rPr>
-        <w:t>Copper Lane Coffee</w:t>
+        <w:t>Jade Lane Coffee</w:t>
       </w:r>
       <w:r>
-        <w:t xml:space="preserve"> is a small California roaster. Its founder wants to open shops in China and asks one question: </w:t>
+        <w:t xml:space="preserve"> is a small-batch specialty roaster from Shanghai. Its founder wants to open shops in the United States and asks one question: </w:t>
       </w:r>
       <w:r>
         <w:rPr>
           <w:i/>
         </w:rPr>
-        <w:t>"Where is the open space in China's coffee-shop market, the position no strong brand owns yet?"</w:t>
+        <w:t>"Where is the open space in the US coffee-shop market, the position no strong brand owns yet?"</w:t>
       </w:r>
       <w:r>
-        <w:t xml:space="preserve"> A traditional answer needs a survey of hundreds of consumers and costs thousands of dollars. Copper Lane has about $200 and four weeks.</w:t>
+        <w:t xml:space="preserve"> A traditional answer needs a survey of hundreds of consumers and costs thousands of dollars. Jade Lane has about $200 and four weeks.</w:t>
       </w:r>
     </w:p>
     <w:p>
@@ -81,7 +81,7 @@
         <w:t>Marketing Science</w:t>
       </w:r>
       <w:r>
-        <w:t xml:space="preserve"> showing a third option: ask an AI to role-play consumers, build the map from its answers, then check the map against a small number of real people. Your job is to run that idea, and to judge it. You have one advantage no consulting firm can buy: the nine of you are real coffee consumers who can be surveyed for free. The AI will pretend to be you. You get to check whether it pretended well.</w:t>
+        <w:t xml:space="preserve"> showing a third option: ask an AI to role-play consumers, build the map from its answers, then check the map against a small number of real people. Your job is to run that idea, and to judge it. You have one advantage no consulting firm can buy: the ten of you are real US coffee consumers who can be surveyed for free. The AI will pretend to be you. You get to check whether it pretended well.</w:t>
       </w:r>
     </w:p>
     <w:p>
@@ -105,7 +105,7 @@
     </w:p>
     <w:p>
       <w:r>
-        <w:t>If your team only (1) runs its recipe in Section 5, (2) shows one honest screenshot of something the AI got wrong, and (3) says one clear sentence about what that means for Copper Lane, that is a passing project, about a 70. Everything beyond that raises your score. Knowing the floor means you can stop polishing and start finishing.</w:t>
+        <w:t>If your team only (1) runs its recipe in Section 5, (2) shows one honest screenshot of something the AI got wrong, and (3) says one clear sentence about what that means for Jade Lane, that is a passing project, about a 70. Everything beyond that raises your score. Knowing the floor means you can stop polishing and start finishing.</w:t>
       </w:r>
     </w:p>
     <w:p>
@@ -133,7 +133,7 @@
         <w:t>Never fake data.</w:t>
       </w:r>
       <w:r>
-        <w:t xml:space="preserve"> A real answer from nine people beats an invented answer from 200, and invented numbers are easy to catch.</w:t>
+        <w:t xml:space="preserve"> A real answer from ten people beats an invented answer from 200, and invented numbers are easy to catch.</w:t>
       </w:r>
     </w:p>
     <w:p>
@@ -549,7 +549,7 @@
               <w:rPr>
                 <w:sz w:val="19"/>
               </w:rPr>
-              <w:t>One slide each: what Copper Lane should do, and what still needs real-world data</w:t>
+              <w:t>One slide each: what Jade Lane should do, and what still needs real-world data</w:t>
             </w:r>
           </w:p>
         </w:tc>
@@ -1003,7 +1003,7 @@
               <w:rPr>
                 <w:sz w:val="19"/>
               </w:rPr>
-              <w:t>"When is this method valid, and when does it break? Give me concrete failure cases for the Chinese coffee market." Feeds your Critique segment directly.</w:t>
+              <w:t>"When is this method valid, and when does it break? Give me concrete failure cases for the US coffee-shop market." Feeds your Critique segment directly.</w:t>
             </w:r>
           </w:p>
         </w:tc>
@@ -1084,7 +1084,7 @@
               <w:rPr>
                 <w:sz w:val="19"/>
               </w:rPr>
-              <w:t>"Show me a small worked example of ___ for coffee shops in China." Steal the structure, not the sentences.</w:t>
+              <w:t>"Show me a small worked example of ___ for coffee-shop chains in the United States." Steal the structure, not the sentences.</w:t>
             </w:r>
           </w:p>
         </w:tc>
@@ -1458,7 +1458,7 @@
     <w:p/>
     <w:p>
       <w:r>
-        <w:t>Quote the paper's own number where you can (the crib is on the companion page and in the paper's results tables). A team that can say "the paper got X on cars; we got Y on coffee with n = 9; here is why the gap is or is not surprising" has done a replication. A team that only shows Y has done an exercise.</w:t>
+        <w:t>Quote the paper's own number where you can (the crib is on the companion page and in the paper's results tables). A team that can say "the paper got X on cars; we got Y on coffee with n = 10; here is why the gap is or is not surprising" has done a replication. A team that only shows Y has done an exercise.</w:t>
       </w:r>
     </w:p>
     <w:p>
@@ -1551,7 +1551,7 @@
         <w:t>Which humans?</w:t>
       </w:r>
       <w:r>
-        <w:t xml:space="preserve"> The AI learned from people who write online, in English more than Chinese. Is that who drinks coffee in China?</w:t>
+        <w:t xml:space="preserve"> The AI learned from people who write online, mostly in American English, which fits US coffee drinkers better than most markets. So is coverage still a problem? Yes, unevenly: which of the six brands has the internet written least about, and does the AI admit it?</w:t>
       </w:r>
     </w:p>
     <w:p>
@@ -1629,7 +1629,7 @@
         <w:t>The trap test.</w:t>
       </w:r>
       <w:r>
-        <w:t xml:space="preserve"> Invent your own fake coffee brand, a name that sounds real but is not (do not reuse the instructor's "Franklin Coffee"). Run the same prompt for it and screenshot the confident number. Then ask, in a new chat, "Is ___ a real coffee-shop brand in China?" and screenshot that too. Repeat with the smallest real brand on the list. This is your best evidence.</w:t>
+        <w:t xml:space="preserve"> Invent your own fake coffee brand, a name that sounds real but is not (do not reuse the instructor's "Franklin Coffee"). Run the same prompt for it and screenshot the confident number. Then ask, in a new chat, "Is ___ a real coffee-shop brand in the United States?" and screenshot that too. Repeat with the smallest real brand on the list. This is your best evidence.</w:t>
       </w:r>
     </w:p>
     <w:p>
@@ -1866,7 +1866,7 @@
         <w:t>Swap in the real table</w:t>
       </w:r>
       <w:r>
-        <w:t xml:space="preserve"> from Team 1 (Sep 18), mark the white space, and write one sentence: "Copper Lane could be the only brand that is ___ and ___."</w:t>
+        <w:t xml:space="preserve"> from Team 1 (Sep 18), mark the white space, and write one sentence: "Jade Lane could be the only brand that is ___ and ___."</w:t>
       </w:r>
     </w:p>
     <w:p>
@@ -1916,7 +1916,7 @@
         <w:t>orders</w:t>
       </w:r>
       <w:r>
-        <w:t>, not numbers. Two surveys can use different scales and moods, but if both say Luckin beats Starbucks on value, they agree where it matters. Your Explain must cover: why compare orders instead of raw numbers, why 50% agreement is free (flip a coin and you match half the time), and why even two human surveys never agree 100%.</w:t>
+        <w:t>, not numbers. Two surveys can use different scales and moods, but if both say Dunkin' beats Starbucks on value, they agree where it matters. Your Explain must cover: why compare orders instead of raw numbers, why 50% agreement is free (flip a coin and you match half the time), and why even two human surveys never agree 100%.</w:t>
       </w:r>
     </w:p>
     <w:p>
@@ -1980,10 +1980,10 @@
         <w:rPr>
           <w:i/>
         </w:rPr>
-        <w:t>Nine respondents are not China.</w:t>
+        <w:t>Ten respondents are not America.</w:t>
       </w:r>
       <w:r>
-        <w:t xml:space="preserve"> Your class is one narrow segment. The check is real but its limits must be reported like everyone else's.</w:t>
+        <w:t xml:space="preserve"> Your class is graduate students in Southern California, one narrow and regional segment (Dutch Bros and The Coffee Bean &amp; Tea Leaf are West Coast habits; Dunkin' is an East Coast one). The check is real but its limits must be reported like everyone else's.</w:t>
       </w:r>
     </w:p>
     <w:p>
@@ -2005,13 +2005,13 @@
         <w:t>Own the class survey.</w:t>
       </w:r>
       <w:r>
-        <w:t xml:space="preserve"> The class already rated the 6 brands on the 5 attributes (0–10, or X for "never heard of it") in an anonymous Google Form at the </w:t>
+        <w:t xml:space="preserve"> The class rates the 6 brands on the 5 attributes (0–10, or X for "never heard of it") in an anonymous Google Form in the </w:t>
       </w:r>
       <w:r>
         <w:rPr>
           <w:b/>
         </w:rPr>
-        <w:t>Aug 28 kickoff — before this brief, and any AI number for these brands, was released</w:t>
+        <w:t>first minutes of the Sep 11 session — before this brief and any AI number for these brands are released</w:t>
       </w:r>
       <w:r>
         <w:t>. That is what makes it blind. Those rows are the project's only real consumer data; you receive the response Sheet (view-only) on Sep 18 and guard it. (Until then, rehearse the whole pipeline on the two pre-run AI tables in Section 6, treating one as if it were the human table.)</w:t>
@@ -2070,7 +2070,7 @@
         <w:t>The verdict.</w:t>
       </w:r>
       <w:r>
-        <w:t xml:space="preserve"> One slide: which brands Copper Lane can trust the AI about, which need real Chinese consumers, and your one-line rule for when synthetic data is enough.</w:t>
+        <w:t xml:space="preserve"> One slide: which brands Jade Lane can trust the AI about, which need real US consumers, and your one-line rule for when synthetic data is enough.</w:t>
       </w:r>
     </w:p>
     <w:p>
@@ -2116,7 +2116,7 @@
         <w:t>The category:</w:t>
       </w:r>
       <w:r>
-        <w:t xml:space="preserve"> coffee-shop brands in China.</w:t>
+        <w:t xml:space="preserve"> coffee-shop chains in the United States. Spell the brands exactly as printed, apostrophes and ampersand included.</w:t>
       </w:r>
     </w:p>
     <w:tbl>
@@ -2224,7 +2224,7 @@
               <w:rPr>
                 <w:sz w:val="19"/>
               </w:rPr>
-              <w:t>Luckin</w:t>
+              <w:t>Dunkin'</w:t>
             </w:r>
           </w:p>
         </w:tc>
@@ -2262,7 +2262,7 @@
               <w:rPr>
                 <w:sz w:val="19"/>
               </w:rPr>
-              <w:t>Manner</w:t>
+              <w:t>Dutch Bros</w:t>
             </w:r>
           </w:p>
         </w:tc>
@@ -2300,7 +2300,7 @@
               <w:rPr>
                 <w:sz w:val="19"/>
               </w:rPr>
-              <w:t>Cotti</w:t>
+              <w:t>Peet's Coffee</w:t>
             </w:r>
           </w:p>
         </w:tc>
@@ -2338,7 +2338,7 @@
               <w:rPr>
                 <w:sz w:val="19"/>
               </w:rPr>
-              <w:t>%Arabica</w:t>
+              <w:t>The Coffee Bean &amp; Tea Leaf</w:t>
             </w:r>
           </w:p>
         </w:tc>
@@ -2376,7 +2376,7 @@
               <w:rPr>
                 <w:sz w:val="19"/>
               </w:rPr>
-              <w:t>Tims</w:t>
+              <w:t>Blue Bottle Coffee</w:t>
             </w:r>
           </w:p>
         </w:tc>
@@ -2421,7 +2421,7 @@
     </w:p>
     <w:p>
       <w:r>
-        <w:t>You are a consumer in China who regularly buys coffee, filling out a market research survey in 2026. Rate how well the following statement describes the brand ___1___: "This brand is known for ___2___." Reply with only a single integer from 0 (does not describe it at all) to 10 (describes it perfectly). No words, no punctuation.</w:t>
+        <w:t>You are a consumer in the United States who regularly buys coffee, filling out a market research survey in 2026. Rate how well the following statement describes the brand ___1___: "This brand is known for ___2___." Reply with only a single integer from 0 (does not describe it at all) to 10 (describes it perfectly). No words, no punctuation.</w:t>
       </w:r>
     </w:p>
     <w:p>
@@ -2467,12 +2467,12 @@
     </w:p>
     <w:p>
       <w:r>
-        <w:t>Simulate a market research panel of 20 different coffee consumers in China in 2026 — different ages, cities, and coffee habits. Each consumer rates each brand on each attribute from 0 (does not describe it at all) to 10 (describes it perfectly), answering as themselves, not as an expert.</w:t>
+        <w:t>Simulate a market research panel of 20 different coffee consumers in the United States in 2026 — different ages, regions, and coffee habits. Each consumer rates each brand on each attribute from 0 (does not describe it at all) to 10 (describes it perfectly), answering as themselves, not as an expert.</w:t>
       </w:r>
     </w:p>
     <w:p>
       <w:r>
-        <w:t>Brands: Starbucks, Luckin, Manner, Cotti, %Arabica, Tims</w:t>
+        <w:t>Brands: Starbucks, Dunkin', Dutch Bros, Peet's Coffee, The Coffee Bean &amp; Tea Leaf, Blue Bottle Coffee</w:t>
       </w:r>
     </w:p>
     <w:p>
@@ -2714,7 +2714,7 @@
     </w:p>
     <w:p>
       <w:r>
-        <w:t xml:space="preserve">So you are never blocked, your instructor ran the exact survey prompt above through the API: every brand × attribute cell, 10 times each, temperature up, one call per synthetic answer, on two different AIs (2026-07-28). These tables are </w:t>
+        <w:t xml:space="preserve">So you are never blocked, your instructor ran the exact survey prompt above through the API: every brand × attribute cell, 10 times each, temperature up, one call per synthetic answer, on two different AIs (2026-09-04). These tables are </w:t>
       </w:r>
       <w:r>
         <w:rPr>
@@ -2954,7 +2954,7 @@
               <w:rPr>
                 <w:sz w:val="19"/>
               </w:rPr>
-              <w:t>9.2</w:t>
+              <w:t>8.6</w:t>
             </w:r>
           </w:p>
         </w:tc>
@@ -2972,7 +2972,7 @@
               <w:rPr>
                 <w:sz w:val="19"/>
               </w:rPr>
-              <w:t>8.6</w:t>
+              <w:t>8.2</w:t>
             </w:r>
           </w:p>
         </w:tc>
@@ -2992,7 +2992,7 @@
               <w:rPr>
                 <w:sz w:val="19"/>
               </w:rPr>
-              <w:t>Luckin</w:t>
+              <w:t>Dunkin'</w:t>
             </w:r>
           </w:p>
         </w:tc>
@@ -3010,7 +3010,7 @@
               <w:rPr>
                 <w:sz w:val="19"/>
               </w:rPr>
-              <w:t>6.2</w:t>
+              <w:t>5.4</w:t>
             </w:r>
           </w:p>
         </w:tc>
@@ -3028,7 +3028,7 @@
               <w:rPr>
                 <w:sz w:val="19"/>
               </w:rPr>
-              <w:t>9.0</w:t>
+              <w:t>8.2</w:t>
             </w:r>
           </w:p>
         </w:tc>
@@ -3046,7 +3046,7 @@
               <w:rPr>
                 <w:sz w:val="19"/>
               </w:rPr>
-              <w:t>9.6</w:t>
+              <w:t>9.1</w:t>
             </w:r>
           </w:p>
         </w:tc>
@@ -3064,7 +3064,7 @@
               <w:rPr>
                 <w:sz w:val="19"/>
               </w:rPr>
-              <w:t>3.0</w:t>
+              <w:t>3.6</w:t>
             </w:r>
           </w:p>
         </w:tc>
@@ -3082,7 +3082,7 @@
               <w:rPr>
                 <w:sz w:val="19"/>
               </w:rPr>
-              <w:t>9.0</w:t>
+              <w:t>4.0</w:t>
             </w:r>
           </w:p>
         </w:tc>
@@ -3102,7 +3102,7 @@
               <w:rPr>
                 <w:sz w:val="19"/>
               </w:rPr>
-              <w:t>Manner</w:t>
+              <w:t>Dutch Bros</w:t>
             </w:r>
           </w:p>
         </w:tc>
@@ -3120,7 +3120,7 @@
               <w:rPr>
                 <w:sz w:val="19"/>
               </w:rPr>
-              <w:t>7.8</w:t>
+              <w:t>5.4</w:t>
             </w:r>
           </w:p>
         </w:tc>
@@ -3138,7 +3138,7 @@
               <w:rPr>
                 <w:sz w:val="19"/>
               </w:rPr>
-              <w:t>6.8</w:t>
+              <w:t>6.2</w:t>
             </w:r>
           </w:p>
         </w:tc>
@@ -3156,7 +3156,7 @@
               <w:rPr>
                 <w:sz w:val="19"/>
               </w:rPr>
-              <w:t>8.4</w:t>
+              <w:t>8.8</w:t>
             </w:r>
           </w:p>
         </w:tc>
@@ -3174,7 +3174,7 @@
               <w:rPr>
                 <w:sz w:val="19"/>
               </w:rPr>
-              <w:t>3.6</w:t>
+              <w:t>2.1</w:t>
             </w:r>
           </w:p>
         </w:tc>
@@ -3192,7 +3192,7 @@
               <w:rPr>
                 <w:sz w:val="19"/>
               </w:rPr>
-              <w:t>6.9</w:t>
+              <w:t>8.7</w:t>
             </w:r>
           </w:p>
         </w:tc>
@@ -3212,7 +3212,7 @@
               <w:rPr>
                 <w:sz w:val="19"/>
               </w:rPr>
-              <w:t>Cotti</w:t>
+              <w:t>Peet's Coffee</w:t>
             </w:r>
           </w:p>
         </w:tc>
@@ -3230,7 +3230,7 @@
               <w:rPr>
                 <w:sz w:val="19"/>
               </w:rPr>
-              <w:t>5.3</w:t>
+              <w:t>8.0</w:t>
             </w:r>
           </w:p>
         </w:tc>
@@ -3248,7 +3248,7 @@
               <w:rPr>
                 <w:sz w:val="19"/>
               </w:rPr>
-              <w:t>8.8</w:t>
+              <w:t>3.0</w:t>
             </w:r>
           </w:p>
         </w:tc>
@@ -3266,7 +3266,7 @@
               <w:rPr>
                 <w:sz w:val="19"/>
               </w:rPr>
-              <w:t>9.0</w:t>
+              <w:t>4.6</w:t>
             </w:r>
           </w:p>
         </w:tc>
@@ -3284,7 +3284,7 @@
               <w:rPr>
                 <w:sz w:val="19"/>
               </w:rPr>
-              <w:t>4.0</w:t>
+              <w:t>6.1</w:t>
             </w:r>
           </w:p>
         </w:tc>
@@ -3302,7 +3302,7 @@
               <w:rPr>
                 <w:sz w:val="19"/>
               </w:rPr>
-              <w:t>8.5</w:t>
+              <w:t>3.0</w:t>
             </w:r>
           </w:p>
         </w:tc>
@@ -3322,7 +3322,7 @@
               <w:rPr>
                 <w:sz w:val="19"/>
               </w:rPr>
-              <w:t>%Arabica</w:t>
+              <w:t>The Coffee Bean &amp; Tea Leaf</w:t>
             </w:r>
           </w:p>
         </w:tc>
@@ -3340,7 +3340,7 @@
               <w:rPr>
                 <w:sz w:val="19"/>
               </w:rPr>
-              <w:t>9.0</w:t>
+              <w:t>6.3</w:t>
             </w:r>
           </w:p>
         </w:tc>
@@ -3358,7 +3358,7 @@
               <w:rPr>
                 <w:sz w:val="19"/>
               </w:rPr>
-              <w:t>2.0</w:t>
+              <w:t>4.0</w:t>
             </w:r>
           </w:p>
         </w:tc>
@@ -3376,7 +3376,7 @@
               <w:rPr>
                 <w:sz w:val="19"/>
               </w:rPr>
-              <w:t>3.6</w:t>
+              <w:t>6.0</w:t>
             </w:r>
           </w:p>
         </w:tc>
@@ -3394,7 +3394,7 @@
               <w:rPr>
                 <w:sz w:val="19"/>
               </w:rPr>
-              <w:t>7.1</w:t>
+              <w:t>7.6</w:t>
             </w:r>
           </w:p>
         </w:tc>
@@ -3412,7 +3412,7 @@
               <w:rPr>
                 <w:sz w:val="19"/>
               </w:rPr>
-              <w:t>8.9</w:t>
+              <w:t>4.0</w:t>
             </w:r>
           </w:p>
         </w:tc>
@@ -3432,7 +3432,7 @@
               <w:rPr>
                 <w:sz w:val="19"/>
               </w:rPr>
-              <w:t>Tims</w:t>
+              <w:t>Blue Bottle Coffee</w:t>
             </w:r>
           </w:p>
         </w:tc>
@@ -3450,7 +3450,7 @@
               <w:rPr>
                 <w:sz w:val="19"/>
               </w:rPr>
-              <w:t>5.9</w:t>
+              <w:t>9.0</w:t>
             </w:r>
           </w:p>
         </w:tc>
@@ -3468,7 +3468,7 @@
               <w:rPr>
                 <w:sz w:val="19"/>
               </w:rPr>
-              <w:t>7.7</w:t>
+              <w:t>2.0</w:t>
             </w:r>
           </w:p>
         </w:tc>
@@ -3486,7 +3486,7 @@
               <w:rPr>
                 <w:sz w:val="19"/>
               </w:rPr>
-              <w:t>8.1</w:t>
+              <w:t>3.2</w:t>
             </w:r>
           </w:p>
         </w:tc>
@@ -3504,7 +3504,7 @@
               <w:rPr>
                 <w:sz w:val="19"/>
               </w:rPr>
-              <w:t>7.1</w:t>
+              <w:t>7.4</w:t>
             </w:r>
           </w:p>
         </w:tc>
@@ -3522,7 +3522,7 @@
               <w:rPr>
                 <w:sz w:val="19"/>
               </w:rPr>
-              <w:t>6.9</w:t>
+              <w:t>7.3</w:t>
             </w:r>
           </w:p>
         </w:tc>
@@ -3703,7 +3703,7 @@
               <w:rPr>
                 <w:sz w:val="19"/>
               </w:rPr>
-              <w:t>6.3</w:t>
+              <w:t>6.2</w:t>
             </w:r>
           </w:p>
         </w:tc>
@@ -3721,7 +3721,7 @@
               <w:rPr>
                 <w:sz w:val="19"/>
               </w:rPr>
-              <w:t>0.2</w:t>
+              <w:t>0.0</w:t>
             </w:r>
           </w:p>
         </w:tc>
@@ -3739,7 +3739,7 @@
               <w:rPr>
                 <w:sz w:val="19"/>
               </w:rPr>
-              <w:t>8.2</w:t>
+              <w:t>8.3</w:t>
             </w:r>
           </w:p>
         </w:tc>
@@ -3757,7 +3757,7 @@
               <w:rPr>
                 <w:sz w:val="19"/>
               </w:rPr>
-              <w:t>8.3</w:t>
+              <w:t>7.7</w:t>
             </w:r>
           </w:p>
         </w:tc>
@@ -3775,7 +3775,7 @@
               <w:rPr>
                 <w:sz w:val="19"/>
               </w:rPr>
-              <w:t>7.3</w:t>
+              <w:t>8.1</w:t>
             </w:r>
           </w:p>
         </w:tc>
@@ -3795,7 +3795,7 @@
               <w:rPr>
                 <w:sz w:val="19"/>
               </w:rPr>
-              <w:t>Luckin</w:t>
+              <w:t>Dunkin'</w:t>
             </w:r>
           </w:p>
         </w:tc>
@@ -3813,7 +3813,7 @@
               <w:rPr>
                 <w:sz w:val="19"/>
               </w:rPr>
-              <w:t>4.8</w:t>
+              <w:t>3.3</w:t>
             </w:r>
           </w:p>
         </w:tc>
@@ -3831,7 +3831,7 @@
               <w:rPr>
                 <w:sz w:val="19"/>
               </w:rPr>
-              <w:t>8.9</w:t>
+              <w:t>7.5</w:t>
             </w:r>
           </w:p>
         </w:tc>
@@ -3849,7 +3849,7 @@
               <w:rPr>
                 <w:sz w:val="19"/>
               </w:rPr>
-              <w:t>9.0</w:t>
+              <w:t>9.2</w:t>
             </w:r>
           </w:p>
         </w:tc>
@@ -3867,7 +3867,7 @@
               <w:rPr>
                 <w:sz w:val="19"/>
               </w:rPr>
-              <w:t>1.3</w:t>
+              <w:t>2.5</w:t>
             </w:r>
           </w:p>
         </w:tc>
@@ -3885,7 +3885,7 @@
               <w:rPr>
                 <w:sz w:val="19"/>
               </w:rPr>
-              <w:t>8.6</w:t>
+              <w:t>7.1</w:t>
             </w:r>
           </w:p>
         </w:tc>
@@ -3905,7 +3905,7 @@
               <w:rPr>
                 <w:sz w:val="19"/>
               </w:rPr>
-              <w:t>Manner</w:t>
+              <w:t>Dutch Bros</w:t>
             </w:r>
           </w:p>
         </w:tc>
@@ -3923,7 +3923,7 @@
               <w:rPr>
                 <w:sz w:val="19"/>
               </w:rPr>
-              <w:t>7.8</w:t>
+              <w:t>3.3</w:t>
             </w:r>
           </w:p>
         </w:tc>
@@ -3941,7 +3941,7 @@
               <w:rPr>
                 <w:sz w:val="19"/>
               </w:rPr>
-              <w:t>8.4</w:t>
+              <w:t>2.8</w:t>
             </w:r>
           </w:p>
         </w:tc>
@@ -3959,7 +3959,7 @@
               <w:rPr>
                 <w:sz w:val="19"/>
               </w:rPr>
-              <w:t>9.0</w:t>
+              <w:t>9.1</w:t>
             </w:r>
           </w:p>
         </w:tc>
@@ -4015,7 +4015,7 @@
               <w:rPr>
                 <w:sz w:val="19"/>
               </w:rPr>
-              <w:t>Cotti</w:t>
+              <w:t>Peet's Coffee</w:t>
             </w:r>
           </w:p>
         </w:tc>
@@ -4033,7 +4033,7 @@
               <w:rPr>
                 <w:sz w:val="19"/>
               </w:rPr>
-              <w:t>3.2</w:t>
+              <w:t>8.8</w:t>
             </w:r>
           </w:p>
         </w:tc>
@@ -4051,7 +4051,7 @@
               <w:rPr>
                 <w:sz w:val="19"/>
               </w:rPr>
-              <w:t>8.9</w:t>
+              <w:t>1.9</w:t>
             </w:r>
           </w:p>
         </w:tc>
@@ -4069,7 +4069,7 @@
               <w:rPr>
                 <w:sz w:val="19"/>
               </w:rPr>
-              <w:t>8.9</w:t>
+              <w:t>3.3</w:t>
             </w:r>
           </w:p>
         </w:tc>
@@ -4087,7 +4087,7 @@
               <w:rPr>
                 <w:sz w:val="19"/>
               </w:rPr>
-              <w:t>3.0</w:t>
+              <w:t>6.3</w:t>
             </w:r>
           </w:p>
         </w:tc>
@@ -4105,7 +4105,7 @@
               <w:rPr>
                 <w:sz w:val="19"/>
               </w:rPr>
-              <w:t>7.9</w:t>
+              <w:t>2.9</w:t>
             </w:r>
           </w:p>
         </w:tc>
@@ -4125,7 +4125,7 @@
               <w:rPr>
                 <w:sz w:val="19"/>
               </w:rPr>
-              <w:t>%Arabica</w:t>
+              <w:t>The Coffee Bean &amp; Tea Leaf</w:t>
             </w:r>
           </w:p>
         </w:tc>
@@ -4143,7 +4143,7 @@
               <w:rPr>
                 <w:sz w:val="19"/>
               </w:rPr>
-              <w:t>9.0</w:t>
+              <w:t>6.5</w:t>
             </w:r>
           </w:p>
         </w:tc>
@@ -4161,7 +4161,7 @@
               <w:rPr>
                 <w:sz w:val="19"/>
               </w:rPr>
-              <w:t>0.0</w:t>
+              <w:t>2.8</w:t>
             </w:r>
           </w:p>
         </w:tc>
@@ -4179,7 +4179,7 @@
               <w:rPr>
                 <w:sz w:val="19"/>
               </w:rPr>
-              <w:t>3.0</w:t>
+              <w:t>3.2</w:t>
             </w:r>
           </w:p>
         </w:tc>
@@ -4197,7 +4197,7 @@
               <w:rPr>
                 <w:sz w:val="19"/>
               </w:rPr>
-              <w:t>8.5</w:t>
+              <w:t>6.9</w:t>
             </w:r>
           </w:p>
         </w:tc>
@@ -4215,7 +4215,7 @@
               <w:rPr>
                 <w:sz w:val="19"/>
               </w:rPr>
-              <w:t>9.1</w:t>
+              <w:t>3.3</w:t>
             </w:r>
           </w:p>
         </w:tc>
@@ -4235,7 +4235,7 @@
               <w:rPr>
                 <w:sz w:val="19"/>
               </w:rPr>
-              <w:t>Tims</w:t>
+              <w:t>Blue Bottle Coffee</w:t>
             </w:r>
           </w:p>
         </w:tc>
@@ -4253,7 +4253,7 @@
               <w:rPr>
                 <w:sz w:val="19"/>
               </w:rPr>
-              <w:t>6.0</w:t>
+              <w:t>8.8</w:t>
             </w:r>
           </w:p>
         </w:tc>
@@ -4271,7 +4271,7 @@
               <w:rPr>
                 <w:sz w:val="19"/>
               </w:rPr>
-              <w:t>6.9</w:t>
+              <w:t>0.1</w:t>
             </w:r>
           </w:p>
         </w:tc>
@@ -4289,7 +4289,7 @@
               <w:rPr>
                 <w:sz w:val="19"/>
               </w:rPr>
-              <w:t>8.2</w:t>
+              <w:t>1.9</w:t>
             </w:r>
           </w:p>
         </w:tc>
@@ -4307,7 +4307,7 @@
               <w:rPr>
                 <w:sz w:val="19"/>
               </w:rPr>
-              <w:t>7.1</w:t>
+              <w:t>8.3</w:t>
             </w:r>
           </w:p>
         </w:tc>
@@ -4325,7 +4325,7 @@
               <w:rPr>
                 <w:sz w:val="19"/>
               </w:rPr>
-              <w:t>7.2</w:t>
+              <w:t>7.1</w:t>
             </w:r>
           </w:p>
         </w:tc>
@@ -4340,7 +4340,7 @@
         <w:t>Three things hiding in these tables.</w:t>
       </w:r>
       <w:r>
-        <w:t xml:space="preserve"> (1) The two AIs mostly agree on orderings (both put %Arabica top on quality and Luckin/Cotti top on value) but their numbers disagree: Cotti's quality is 5.3 to one witness and 3.2 to the other. Which team's idea does that prove? (2) Behind each average sit 10 answers with real spread; the widest cell (Luckin × quality, panel 2) ranged from 2 to 7 across ten identical asks. (3) Every cell has a number; no cell says "I don't know." Your class survey has an X option. The AI never used one.</w:t>
+        <w:t xml:space="preserve"> (1) The two AIs mostly agree on orderings (both put Blue Bottle and Peet's top on quality, Dunkin' top on value, Dunkin' and Dutch Bros top on speed, Dutch Bros top on trendy) but their numbers disagree: Dutch Bros' value is 6.2 to one witness and 2.8 to the other, and Dunkin's trendiness is 4.0 to one and 7.1 to the other. Which team's idea does that prove? (2) Behind each average sit 10 answers, and for these well-documented US brands the spread is narrow: no cell moved more than 2 points across ten identical asks (widest: Starbucks × trendy, panel 2, 7 to 9). Narrow is not the same as right: the same prompt rated a brand that does not exist a confident 7, twice. (3) Every cell has a number; no cell says "I don't know." Your class survey has an X option. The AI never used one.</w:t>
       </w:r>
     </w:p>
     <w:p>
@@ -4351,16 +4351,16 @@
         <w:t>Real data — the class survey.</w:t>
       </w:r>
       <w:r>
-        <w:t xml:space="preserve"> The Google Form the class filled in at the Aug 28 kickoff is the only real consumer data in this project, and it gets special treatment: report it exactly, never edit it, and mark it clearly on every slide. It was collected </w:t>
+        <w:t xml:space="preserve"> The Google Form the class fills in at the start of the Sep 11 session is the only real consumer data in this project, and it gets special treatment: report it exactly, never edit it, and mark it clearly on every slide. It is collected </w:t>
       </w:r>
       <w:r>
         <w:rPr>
           <w:b/>
         </w:rPr>
-        <w:t>before this brief and the tables above were released</w:t>
+        <w:t>before this brief and the tables above are released</w:t>
       </w:r>
       <w:r>
-        <w:t xml:space="preserve">, so nobody's answers were influenced by AI numbers — that is the whole reason Team 3's check is honest. Anyone who joins the class late or missed the kickoff rates the brands </w:t>
+        <w:t xml:space="preserve">, so nobody's answers are influenced by AI numbers — that is the whole reason Team 3's check is honest. Anyone who joins the class late or misses Sep 11 rates the brands </w:t>
       </w:r>
       <w:r>
         <w:rPr>
@@ -4391,7 +4391,7 @@
         <w:t>A. the time-and-place dial</w:t>
       </w:r>
       <w:r>
-        <w:t xml:space="preserve"> (Team 1: same brand, prompt set to California 2025 vs. China 2020, and Cotti asked about in a year before it existed), </w:t>
+        <w:t xml:space="preserve"> (Team 1: Luckin Coffee, prompt set to Shanghai 2026 vs. Ohio 2026, and Luckin asked about in New York in 2023, before its first US store existed), </w:t>
       </w:r>
       <w:r>
         <w:rPr>
@@ -4400,7 +4400,7 @@
         <w:t>B. two ways onto the map</w:t>
       </w:r>
       <w:r>
-        <w:t xml:space="preserve"> (Team 2: rate a brand from its own website text vs. its survey row, and place Copper Lane itself on the map from the client's own words), and </w:t>
+        <w:t xml:space="preserve"> (Team 2: rate a brand from its own website text vs. its survey row, and place Jade Lane itself on the map from the client's own words), and </w:t>
       </w:r>
       <w:r>
         <w:rPr>
@@ -5732,7 +5732,7 @@
               <w:rPr>
                 <w:sz w:val="19"/>
               </w:rPr>
-              <w:t>One slide for Copper Lane: what to do, what to trust, and what still needs real-world data.</w:t>
+              <w:t>One slide for Jade Lane: what to do, what to trust, and what still needs real-world data.</w:t>
             </w:r>
           </w:p>
         </w:tc>
@@ -5799,7 +5799,7 @@
         <w:pStyle w:val="ListBullet"/>
       </w:pPr>
       <w:r>
-        <w:t>Advise: "For Copper Lane: we recommend ___. You can trust ___ today. Before spending real money, test ___ with real consumers."</w:t>
+        <w:t>Advise: "For Jade Lane: we recommend ___. You can trust ___ today. Before spending real money, test ___ with real consumers."</w:t>
       </w:r>
     </w:p>
     <w:p>
@@ -5818,7 +5818,7 @@
         <w:t>Say the numbers out loud, in advance:</w:t>
       </w:r>
       <w:r>
-        <w:t xml:space="preserve"> "zero to ten" · "six brands, five attributes" · "n equals nine" (or whatever the survey count is) · "twenty simulated consumers" · "about fifty percent by chance alone."</w:t>
+        <w:t xml:space="preserve"> "zero to ten" · "six brands, five attributes" · "n equals ten" (or whatever the survey count is) · "twenty simulated consumers" · "about fifty percent by chance alone."</w:t>
       </w:r>
     </w:p>
     <w:p>
@@ -5829,7 +5829,7 @@
         <w:t>After the three talks.</w:t>
       </w:r>
       <w:r>
-        <w:t xml:space="preserve"> The instructor puts the three client slides side by side and the class assembles the final recommendation to Copper Lane together, the moment the three angles snap into one study. Then judging and feedback.</w:t>
+        <w:t xml:space="preserve"> The instructor puts the three client slides side by side and the class assembles the final recommendation to Jade Lane together, the moment the three angles snap into one study. Then judging and feedback.</w:t>
       </w:r>
     </w:p>
     <w:p>
